--- a/assets/callout-template-baseline.docx
+++ b/assets/callout-template-baseline.docx
@@ -53,7 +53,7 @@
                 <w:sz w:val="36"/>
                 <w:szCs w:val="36"/>
               </w:rPr>
-              <w:t>Cause &amp; Effect Test Report</w:t>
+              <w:t>Callout Report</w:t>
             </w:r>
           </w:p>
           <w:p>
@@ -64,7 +64,7 @@
                 <w:sz w:val="18"/>
                 <w:szCs w:val="18"/>
               </w:rPr>
-              <w:t>BS 5839-1:2017</w:t>
+              <w:t>Reactive Fire Alarm Service</w:t>
             </w:r>
           </w:p>
         </w:tc>
@@ -431,7 +431,7 @@
           <w:sz w:val="24"/>
           <w:szCs w:val="24"/>
         </w:rPr>
-        <w:t>1. Purpose of visit</w:t>
+        <w:t>1. Callout intake</w:t>
       </w:r>
       <w:r>
         <w:rPr>
@@ -457,7 +457,7 @@
           <w:sz w:val="22"/>
           <w:szCs w:val="22"/>
         </w:rPr>
-        <w:t>To conduct cause and effect testing and full audibility testing of the fire alarm system in accordance with BS 5839-1:2017.</w:t>
+        <w:t>To attend a reactive fire alarm callout, diagnose the reported fault, restore the system to a safe operating state, and document the visit for compliance with BS 5839-1:2017 §45.</w:t>
       </w:r>
     </w:p>
     <w:p>
@@ -476,7 +476,7 @@
           <w:sz w:val="24"/>
           <w:szCs w:val="24"/>
         </w:rPr>
-        <w:t>2. System details</w:t>
+        <w:t>2. System on arrival</w:t>
       </w:r>
       <w:r>
         <w:rPr>
@@ -585,7 +585,7 @@
           <w:sz w:val="24"/>
           <w:szCs w:val="24"/>
         </w:rPr>
-        <w:t>3. Cause and effect test results</w:t>
+        <w:t>3. Investigation &amp; actions</w:t>
       </w:r>
     </w:p>
     <w:p>
@@ -604,7 +604,7 @@
           <w:sz w:val="24"/>
           <w:szCs w:val="24"/>
         </w:rPr>
-        <w:t>3.1 Test methodology</w:t>
+        <w:t>3.1 Fault found / diagnosis</w:t>
       </w:r>
     </w:p>
     <w:p>
@@ -621,7 +621,7 @@
           <w:sz w:val="22"/>
           <w:szCs w:val="22"/>
         </w:rPr>
-        <w:t>[Test Methodology]</w:t>
+        <w:t>[Fault Diagnosis]</w:t>
       </w:r>
     </w:p>
     <w:p>
@@ -1065,7 +1065,7 @@
           <w:sz w:val="24"/>
           <w:szCs w:val="24"/>
         </w:rPr>
-        <w:t>4. Full audibility test results</w:t>
+        <w:t>4. Materials &amp; time</w:t>
       </w:r>
     </w:p>
     <w:p>
@@ -1084,7 +1084,7 @@
           <w:sz w:val="24"/>
           <w:szCs w:val="24"/>
         </w:rPr>
-        <w:t>4.1 Test equipment</w:t>
+        <w:t>4.1 Materials used</w:t>
       </w:r>
     </w:p>
     <w:p>
@@ -1102,7 +1102,7 @@
           <w:sz w:val="22"/>
           <w:szCs w:val="22"/>
         </w:rPr>
-        <w:t xml:space="preserve">Sound level meter: </w:t>
+        <w:t xml:space="preserve">Parts list: </w:t>
       </w:r>
       <w:r>
         <w:rPr>
@@ -1111,7 +1111,7 @@
           <w:sz w:val="22"/>
           <w:szCs w:val="22"/>
         </w:rPr>
-        <w:t>[Sound Meter Make Model]</w:t>
+        <w:t>[Parts List]</w:t>
       </w:r>
     </w:p>
     <w:p>
@@ -1129,7 +1129,7 @@
           <w:sz w:val="22"/>
           <w:szCs w:val="22"/>
         </w:rPr>
-        <w:t xml:space="preserve">Serial number: </w:t>
+        <w:t xml:space="preserve">Labour hours: </w:t>
       </w:r>
       <w:r>
         <w:rPr>
@@ -1138,7 +1138,7 @@
           <w:sz w:val="22"/>
           <w:szCs w:val="22"/>
         </w:rPr>
-        <w:t>[Sound Meter Serial]</w:t>
+        <w:t>[Labour Hours]</w:t>
       </w:r>
     </w:p>
     <w:p>
@@ -1156,7 +1156,7 @@
           <w:sz w:val="22"/>
           <w:szCs w:val="22"/>
         </w:rPr>
-        <w:t xml:space="preserve">Calibration due: </w:t>
+        <w:t xml:space="preserve">Mileage (miles): </w:t>
       </w:r>
       <w:r>
         <w:rPr>
@@ -1165,7 +1165,7 @@
           <w:sz w:val="22"/>
           <w:szCs w:val="22"/>
         </w:rPr>
-        <w:t>[Calibration Due]</w:t>
+        <w:t>[Mileage Miles]</w:t>
       </w:r>
     </w:p>
     <w:p>
@@ -1716,7 +1716,7 @@
           <w:sz w:val="24"/>
           <w:szCs w:val="24"/>
         </w:rPr>
-        <w:t>5. Findings &amp; observations</w:t>
+        <w:t>5. Departure &amp; follow-up</w:t>
       </w:r>
     </w:p>
     <w:p>
@@ -2498,7 +2498,7 @@
           <w:sz w:val="24"/>
           <w:szCs w:val="24"/>
         </w:rPr>
-        <w:t>5.3 General observations</w:t>
+        <w:t>5.3 Recommendations &amp; follow-up</w:t>
       </w:r>
     </w:p>
     <w:p>
@@ -2515,7 +2515,7 @@
           <w:sz w:val="22"/>
           <w:szCs w:val="22"/>
         </w:rPr>
-        <w:t>[General Observations]</w:t>
+        <w:t>[Recommendations Block]</w:t>
       </w:r>
     </w:p>
     <w:p>
@@ -3166,7 +3166,7 @@
           <w:sz w:val="24"/>
           <w:szCs w:val="24"/>
         </w:rPr>
-        <w:t>9. Sign-off</w:t>
+        <w:t>6. Sign-off</w:t>
       </w:r>
     </w:p>
     <w:tbl>
